--- a/docs/language_models/Paired_Statistics_Tutorial.docx
+++ b/docs/language_models/Paired_Statistics_Tutorial.docx
@@ -46,6 +46,396 @@
       </w:r>
       <w:r>
         <w:t xml:space="preserve"> , not on the model.</w:t>
+      </w:r>
+    </w:p>
+    <w:p>
+      <w:pPr>
+        <w:rPr>
+          <w:rFonts w:eastAsiaTheme="minorEastAsia"/>
+        </w:rPr>
+      </w:pPr>
+      <w:r>
+        <w:t xml:space="preserve">If </w:t>
+      </w:r>
+      <m:oMath>
+        <m:sSub>
+          <m:sSubPr>
+            <m:ctrlPr>
+              <w:rPr>
+                <w:rFonts w:ascii="Cambria Math" w:hAnsi="Cambria Math"/>
+                <w:i/>
+              </w:rPr>
+            </m:ctrlPr>
+          </m:sSubPr>
+          <m:e>
+            <m:r>
+              <w:rPr>
+                <w:rFonts w:ascii="Cambria Math" w:hAnsi="Cambria Math"/>
+              </w:rPr>
+              <m:t>X</m:t>
+            </m:r>
+          </m:e>
+          <m:sub>
+            <m:r>
+              <w:rPr>
+                <w:rFonts w:ascii="Cambria Math" w:hAnsi="Cambria Math"/>
+              </w:rPr>
+              <m:t>1</m:t>
+            </m:r>
+          </m:sub>
+        </m:sSub>
+        <m:r>
+          <w:rPr>
+            <w:rFonts w:ascii="Cambria Math" w:hAnsi="Cambria Math"/>
+          </w:rPr>
+          <m:t>,…,</m:t>
+        </m:r>
+        <m:sSub>
+          <m:sSubPr>
+            <m:ctrlPr>
+              <w:rPr>
+                <w:rFonts w:ascii="Cambria Math" w:hAnsi="Cambria Math"/>
+                <w:i/>
+              </w:rPr>
+            </m:ctrlPr>
+          </m:sSubPr>
+          <m:e>
+            <m:r>
+              <w:rPr>
+                <w:rFonts w:ascii="Cambria Math" w:hAnsi="Cambria Math"/>
+              </w:rPr>
+              <m:t>X</m:t>
+            </m:r>
+          </m:e>
+          <m:sub>
+            <m:r>
+              <w:rPr>
+                <w:rFonts w:ascii="Cambria Math" w:hAnsi="Cambria Math"/>
+              </w:rPr>
+              <m:t>n</m:t>
+            </m:r>
+          </m:sub>
+        </m:sSub>
+      </m:oMath>
+      <w:r>
+        <w:rPr>
+          <w:rFonts w:eastAsiaTheme="minorEastAsia"/>
+        </w:rPr>
+        <w:t xml:space="preserve"> and </w:t>
+      </w:r>
+      <m:oMath>
+        <m:sSub>
+          <m:sSubPr>
+            <m:ctrlPr>
+              <w:rPr>
+                <w:rFonts w:ascii="Cambria Math" w:hAnsi="Cambria Math"/>
+                <w:i/>
+              </w:rPr>
+            </m:ctrlPr>
+          </m:sSubPr>
+          <m:e>
+            <m:r>
+              <w:rPr>
+                <w:rFonts w:ascii="Cambria Math" w:hAnsi="Cambria Math"/>
+              </w:rPr>
+              <m:t>Y</m:t>
+            </m:r>
+          </m:e>
+          <m:sub>
+            <m:r>
+              <w:rPr>
+                <w:rFonts w:ascii="Cambria Math" w:hAnsi="Cambria Math"/>
+              </w:rPr>
+              <m:t>1</m:t>
+            </m:r>
+          </m:sub>
+        </m:sSub>
+        <m:r>
+          <w:rPr>
+            <w:rFonts w:ascii="Cambria Math" w:hAnsi="Cambria Math"/>
+          </w:rPr>
+          <m:t>,…,</m:t>
+        </m:r>
+        <m:sSub>
+          <m:sSubPr>
+            <m:ctrlPr>
+              <w:rPr>
+                <w:rFonts w:ascii="Cambria Math" w:hAnsi="Cambria Math"/>
+                <w:i/>
+              </w:rPr>
+            </m:ctrlPr>
+          </m:sSubPr>
+          <m:e>
+            <m:r>
+              <w:rPr>
+                <w:rFonts w:ascii="Cambria Math" w:hAnsi="Cambria Math"/>
+              </w:rPr>
+              <m:t>Y</m:t>
+            </m:r>
+          </m:e>
+          <m:sub>
+            <m:r>
+              <w:rPr>
+                <w:rFonts w:ascii="Cambria Math" w:hAnsi="Cambria Math"/>
+              </w:rPr>
+              <m:t>m</m:t>
+            </m:r>
+          </m:sub>
+        </m:sSub>
+      </m:oMath>
+      <w:r>
+        <w:rPr>
+          <w:rFonts w:eastAsiaTheme="minorEastAsia"/>
+        </w:rPr>
+        <w:t xml:space="preserve"> are independent samples – no link between any particular </w:t>
+      </w:r>
+      <m:oMath>
+        <m:sSub>
+          <m:sSubPr>
+            <m:ctrlPr>
+              <w:rPr>
+                <w:rFonts w:ascii="Cambria Math" w:eastAsiaTheme="minorEastAsia" w:hAnsi="Cambria Math"/>
+                <w:i/>
+              </w:rPr>
+            </m:ctrlPr>
+          </m:sSubPr>
+          <m:e>
+            <m:r>
+              <w:rPr>
+                <w:rFonts w:ascii="Cambria Math" w:eastAsiaTheme="minorEastAsia" w:hAnsi="Cambria Math"/>
+              </w:rPr>
+              <m:t>X</m:t>
+            </m:r>
+          </m:e>
+          <m:sub>
+            <m:r>
+              <w:rPr>
+                <w:rFonts w:ascii="Cambria Math" w:eastAsiaTheme="minorEastAsia" w:hAnsi="Cambria Math"/>
+              </w:rPr>
+              <m:t>i</m:t>
+            </m:r>
+          </m:sub>
+        </m:sSub>
+      </m:oMath>
+      <w:r>
+        <w:rPr>
+          <w:rFonts w:eastAsiaTheme="minorEastAsia"/>
+        </w:rPr>
+        <w:t xml:space="preserve">, and any particular </w:t>
+      </w:r>
+      <m:oMath>
+        <m:sSub>
+          <m:sSubPr>
+            <m:ctrlPr>
+              <w:rPr>
+                <w:rFonts w:ascii="Cambria Math" w:eastAsiaTheme="minorEastAsia" w:hAnsi="Cambria Math"/>
+                <w:i/>
+              </w:rPr>
+            </m:ctrlPr>
+          </m:sSubPr>
+          <m:e>
+            <m:r>
+              <w:rPr>
+                <w:rFonts w:ascii="Cambria Math" w:eastAsiaTheme="minorEastAsia" w:hAnsi="Cambria Math"/>
+              </w:rPr>
+              <m:t>Y</m:t>
+            </m:r>
+          </m:e>
+          <m:sub>
+            <m:r>
+              <w:rPr>
+                <w:rFonts w:ascii="Cambria Math" w:eastAsiaTheme="minorEastAsia" w:hAnsi="Cambria Math"/>
+              </w:rPr>
+              <m:t>j</m:t>
+            </m:r>
+          </m:sub>
+        </m:sSub>
+      </m:oMath>
+      <w:r>
+        <w:rPr>
+          <w:rFonts w:eastAsiaTheme="minorEastAsia"/>
+        </w:rPr>
+        <w:t xml:space="preserve"> – we are in the two-sample regime. </w:t>
+      </w:r>
+      <w:r>
+        <w:rPr>
+          <w:rFonts w:eastAsiaTheme="minorEastAsia"/>
+        </w:rPr>
+        <w:t xml:space="preserve">If instead the data arrive as ordered pairs </w:t>
+      </w:r>
+      <m:oMath>
+        <m:d>
+          <m:dPr>
+            <m:ctrlPr>
+              <w:rPr>
+                <w:rFonts w:ascii="Cambria Math" w:eastAsiaTheme="minorEastAsia" w:hAnsi="Cambria Math"/>
+                <w:i/>
+              </w:rPr>
+            </m:ctrlPr>
+          </m:dPr>
+          <m:e>
+            <m:sSub>
+              <m:sSubPr>
+                <m:ctrlPr>
+                  <w:rPr>
+                    <w:rFonts w:ascii="Cambria Math" w:eastAsiaTheme="minorEastAsia" w:hAnsi="Cambria Math"/>
+                    <w:i/>
+                  </w:rPr>
+                </m:ctrlPr>
+              </m:sSubPr>
+              <m:e>
+                <m:r>
+                  <w:rPr>
+                    <w:rFonts w:ascii="Cambria Math" w:eastAsiaTheme="minorEastAsia" w:hAnsi="Cambria Math"/>
+                  </w:rPr>
+                  <m:t>X</m:t>
+                </m:r>
+              </m:e>
+              <m:sub>
+                <m:r>
+                  <w:rPr>
+                    <w:rFonts w:ascii="Cambria Math" w:eastAsiaTheme="minorEastAsia" w:hAnsi="Cambria Math"/>
+                  </w:rPr>
+                  <m:t>i</m:t>
+                </m:r>
+              </m:sub>
+            </m:sSub>
+            <m:r>
+              <w:rPr>
+                <w:rFonts w:ascii="Cambria Math" w:eastAsiaTheme="minorEastAsia" w:hAnsi="Cambria Math"/>
+              </w:rPr>
+              <m:t>,</m:t>
+            </m:r>
+            <m:sSub>
+              <m:sSubPr>
+                <m:ctrlPr>
+                  <w:rPr>
+                    <w:rFonts w:ascii="Cambria Math" w:eastAsiaTheme="minorEastAsia" w:hAnsi="Cambria Math"/>
+                    <w:i/>
+                  </w:rPr>
+                </m:ctrlPr>
+              </m:sSubPr>
+              <m:e>
+                <m:r>
+                  <w:rPr>
+                    <w:rFonts w:ascii="Cambria Math" w:eastAsiaTheme="minorEastAsia" w:hAnsi="Cambria Math"/>
+                  </w:rPr>
+                  <m:t>Y</m:t>
+                </m:r>
+              </m:e>
+              <m:sub>
+                <m:r>
+                  <w:rPr>
+                    <w:rFonts w:ascii="Cambria Math" w:eastAsiaTheme="minorEastAsia" w:hAnsi="Cambria Math"/>
+                  </w:rPr>
+                  <m:t>i</m:t>
+                </m:r>
+              </m:sub>
+            </m:sSub>
+          </m:e>
+        </m:d>
+      </m:oMath>
+      <w:r>
+        <w:rPr>
+          <w:rFonts w:eastAsiaTheme="minorEastAsia"/>
+        </w:rPr>
+        <w:t xml:space="preserve"> for </w:t>
+      </w:r>
+      <m:oMath>
+        <m:r>
+          <w:rPr>
+            <w:rFonts w:ascii="Cambria Math" w:eastAsiaTheme="minorEastAsia" w:hAnsi="Cambria Math"/>
+          </w:rPr>
+          <m:t>i = 1,...,n</m:t>
+        </m:r>
+      </m:oMath>
+      <w:r>
+        <w:rPr>
+          <w:rFonts w:eastAsiaTheme="minorEastAsia"/>
+        </w:rPr>
+        <w:t xml:space="preserve"> wi</w:t>
+      </w:r>
+      <w:proofErr w:type="spellStart"/>
+      <w:r>
+        <w:rPr>
+          <w:rFonts w:eastAsiaTheme="minorEastAsia"/>
+        </w:rPr>
+        <w:t>th</w:t>
+      </w:r>
+      <w:proofErr w:type="spellEnd"/>
+      <w:r>
+        <w:rPr>
+          <w:rFonts w:eastAsiaTheme="minorEastAsia"/>
+        </w:rPr>
+        <w:t xml:space="preserve"> </w:t>
+      </w:r>
+      <m:oMath>
+        <m:sSub>
+          <m:sSubPr>
+            <m:ctrlPr>
+              <w:rPr>
+                <w:rFonts w:ascii="Cambria Math" w:eastAsiaTheme="minorEastAsia" w:hAnsi="Cambria Math"/>
+                <w:i/>
+              </w:rPr>
+            </m:ctrlPr>
+          </m:sSubPr>
+          <m:e>
+            <m:r>
+              <w:rPr>
+                <w:rFonts w:ascii="Cambria Math" w:eastAsiaTheme="minorEastAsia" w:hAnsi="Cambria Math"/>
+              </w:rPr>
+              <m:t>X</m:t>
+            </m:r>
+          </m:e>
+          <m:sub>
+            <m:r>
+              <w:rPr>
+                <w:rFonts w:ascii="Cambria Math" w:eastAsiaTheme="minorEastAsia" w:hAnsi="Cambria Math"/>
+              </w:rPr>
+              <m:t>i</m:t>
+            </m:r>
+          </m:sub>
+        </m:sSub>
+      </m:oMath>
+      <w:r>
+        <w:rPr>
+          <w:rFonts w:eastAsiaTheme="minorEastAsia"/>
+        </w:rPr>
+        <w:t xml:space="preserve"> and </w:t>
+      </w:r>
+      <m:oMath>
+        <m:sSub>
+          <m:sSubPr>
+            <m:ctrlPr>
+              <w:rPr>
+                <w:rFonts w:ascii="Cambria Math" w:eastAsiaTheme="minorEastAsia" w:hAnsi="Cambria Math"/>
+                <w:i/>
+              </w:rPr>
+            </m:ctrlPr>
+          </m:sSubPr>
+          <m:e>
+            <m:r>
+              <w:rPr>
+                <w:rFonts w:ascii="Cambria Math" w:eastAsiaTheme="minorEastAsia" w:hAnsi="Cambria Math"/>
+              </w:rPr>
+              <m:t>Y</m:t>
+            </m:r>
+          </m:e>
+          <m:sub>
+            <m:r>
+              <w:rPr>
+                <w:rFonts w:ascii="Cambria Math" w:eastAsiaTheme="minorEastAsia" w:hAnsi="Cambria Math"/>
+              </w:rPr>
+              <m:t>i</m:t>
+            </m:r>
+          </m:sub>
+        </m:sSub>
+      </m:oMath>
+      <w:r>
+        <w:rPr>
+          <w:rFonts w:eastAsiaTheme="minorEastAsia"/>
+        </w:rPr>
+        <w:t xml:space="preserve"> measured on the same unit, sharing a common nuisance condition, or otherwise structurally linked, we are in the paired regime. </w:t>
       </w:r>
     </w:p>
     <w:p/>
@@ -992,6 +1382,16 @@
       <w:spacing w:val="5"/>
     </w:rPr>
   </w:style>
+  <w:style w:type="character" w:styleId="PlaceholderText">
+    <w:name w:val="Placeholder Text"/>
+    <w:basedOn w:val="DefaultParagraphFont"/>
+    <w:uiPriority w:val="99"/>
+    <w:semiHidden/>
+    <w:rsid w:val="00BC654D"/>
+    <w:rPr>
+      <w:color w:val="666666"/>
+    </w:rPr>
+  </w:style>
 </w:styles>
 </file>
 
